--- a/Pseudocode/Cipher Pseudocode.docx
+++ b/Pseudocode/Cipher Pseudocode.docx
@@ -57,527 +57,725 @@
           <w:szCs w:val="24"/>
           <w:rtl w:val="0"/>
         </w:rPr>
-        <w:t xml:space="preserve">START</w:t>
-      </w:r>
-    </w:p>
-    <w:p>
-      <w:pPr>
-        <w:rPr>
-          <w:rFonts w:ascii="Times New Roman" w:cs="Times New Roman" w:eastAsia="Times New Roman" w:hAnsi="Times New Roman"/>
-          <w:sz w:val="24"/>
-          <w:szCs w:val="24"/>
-        </w:rPr>
-      </w:pPr>
-      <w:r>
-        <w:rPr>
-          <w:rtl w:val="0"/>
-        </w:rPr>
-      </w:r>
-    </w:p>
-    <w:p>
-      <w:pPr>
-        <w:rPr>
-          <w:rFonts w:ascii="Times New Roman" w:cs="Times New Roman" w:eastAsia="Times New Roman" w:hAnsi="Times New Roman"/>
-          <w:sz w:val="24"/>
-          <w:szCs w:val="24"/>
-        </w:rPr>
-      </w:pPr>
-      <w:r>
-        <w:rPr>
-          <w:rFonts w:ascii="Times New Roman" w:cs="Times New Roman" w:eastAsia="Times New Roman" w:hAnsi="Times New Roman"/>
-          <w:sz w:val="24"/>
-          <w:szCs w:val="24"/>
-          <w:rtl w:val="0"/>
-        </w:rPr>
-        <w:t xml:space="preserve">READ keyword from user</w:t>
-      </w:r>
-    </w:p>
-    <w:p>
-      <w:pPr>
-        <w:rPr>
-          <w:rFonts w:ascii="Times New Roman" w:cs="Times New Roman" w:eastAsia="Times New Roman" w:hAnsi="Times New Roman"/>
-          <w:sz w:val="24"/>
-          <w:szCs w:val="24"/>
-        </w:rPr>
-      </w:pPr>
-      <w:r>
-        <w:rPr>
-          <w:rtl w:val="0"/>
-        </w:rPr>
-      </w:r>
-    </w:p>
-    <w:p>
-      <w:pPr>
-        <w:rPr>
-          <w:rFonts w:ascii="Times New Roman" w:cs="Times New Roman" w:eastAsia="Times New Roman" w:hAnsi="Times New Roman"/>
-          <w:sz w:val="24"/>
-          <w:szCs w:val="24"/>
-        </w:rPr>
-      </w:pPr>
-      <w:r>
-        <w:rPr>
-          <w:rFonts w:ascii="Times New Roman" w:cs="Times New Roman" w:eastAsia="Times New Roman" w:hAnsi="Times New Roman"/>
-          <w:sz w:val="24"/>
-          <w:szCs w:val="24"/>
-          <w:rtl w:val="0"/>
-        </w:rPr>
-        <w:t xml:space="preserve">REMOVE duplicate letters from keyword</w:t>
-      </w:r>
-    </w:p>
-    <w:p>
-      <w:pPr>
-        <w:rPr>
-          <w:rFonts w:ascii="Times New Roman" w:cs="Times New Roman" w:eastAsia="Times New Roman" w:hAnsi="Times New Roman"/>
-          <w:sz w:val="24"/>
-          <w:szCs w:val="24"/>
-        </w:rPr>
-      </w:pPr>
-      <w:r>
-        <w:rPr>
-          <w:rtl w:val="0"/>
-        </w:rPr>
-      </w:r>
-    </w:p>
-    <w:p>
-      <w:pPr>
-        <w:rPr>
-          <w:rFonts w:ascii="Times New Roman" w:cs="Times New Roman" w:eastAsia="Times New Roman" w:hAnsi="Times New Roman"/>
-          <w:sz w:val="24"/>
-          <w:szCs w:val="24"/>
-        </w:rPr>
-      </w:pPr>
-      <w:r>
-        <w:rPr>
-          <w:rFonts w:ascii="Times New Roman" w:cs="Times New Roman" w:eastAsia="Times New Roman" w:hAnsi="Times New Roman"/>
-          <w:sz w:val="24"/>
-          <w:szCs w:val="24"/>
-          <w:rtl w:val="0"/>
-        </w:rPr>
-        <w:t xml:space="preserve">CREATE cipher alphabet using keyword</w:t>
-      </w:r>
-    </w:p>
-    <w:p>
-      <w:pPr>
-        <w:rPr>
-          <w:rFonts w:ascii="Times New Roman" w:cs="Times New Roman" w:eastAsia="Times New Roman" w:hAnsi="Times New Roman"/>
-          <w:sz w:val="24"/>
-          <w:szCs w:val="24"/>
-        </w:rPr>
-      </w:pPr>
-      <w:r>
-        <w:rPr>
-          <w:rFonts w:ascii="Times New Roman" w:cs="Times New Roman" w:eastAsia="Times New Roman" w:hAnsi="Times New Roman"/>
-          <w:sz w:val="24"/>
-          <w:szCs w:val="24"/>
-          <w:rtl w:val="0"/>
-        </w:rPr>
-        <w:t xml:space="preserve">ADD remaining letters A–Z that are not used</w:t>
-      </w:r>
-    </w:p>
-    <w:p>
-      <w:pPr>
-        <w:rPr>
-          <w:rFonts w:ascii="Times New Roman" w:cs="Times New Roman" w:eastAsia="Times New Roman" w:hAnsi="Times New Roman"/>
-          <w:sz w:val="24"/>
-          <w:szCs w:val="24"/>
-        </w:rPr>
-      </w:pPr>
-      <w:r>
-        <w:rPr>
-          <w:rtl w:val="0"/>
-        </w:rPr>
-      </w:r>
-    </w:p>
-    <w:p>
-      <w:pPr>
-        <w:rPr>
-          <w:rFonts w:ascii="Times New Roman" w:cs="Times New Roman" w:eastAsia="Times New Roman" w:hAnsi="Times New Roman"/>
-          <w:sz w:val="24"/>
-          <w:szCs w:val="24"/>
-        </w:rPr>
-      </w:pPr>
-      <w:r>
-        <w:rPr>
-          <w:rtl w:val="0"/>
-        </w:rPr>
-      </w:r>
-    </w:p>
-    <w:p>
-      <w:pPr>
-        <w:rPr>
-          <w:rFonts w:ascii="Times New Roman" w:cs="Times New Roman" w:eastAsia="Times New Roman" w:hAnsi="Times New Roman"/>
-          <w:sz w:val="24"/>
-          <w:szCs w:val="24"/>
-        </w:rPr>
-      </w:pPr>
-      <w:r>
-        <w:rPr>
-          <w:rFonts w:ascii="Times New Roman" w:cs="Times New Roman" w:eastAsia="Times New Roman" w:hAnsi="Times New Roman"/>
-          <w:sz w:val="24"/>
-          <w:szCs w:val="24"/>
-          <w:rtl w:val="0"/>
-        </w:rPr>
-        <w:t xml:space="preserve">OPEN input file</w:t>
-      </w:r>
-    </w:p>
-    <w:p>
-      <w:pPr>
-        <w:rPr>
-          <w:rFonts w:ascii="Times New Roman" w:cs="Times New Roman" w:eastAsia="Times New Roman" w:hAnsi="Times New Roman"/>
-          <w:sz w:val="24"/>
-          <w:szCs w:val="24"/>
-        </w:rPr>
-      </w:pPr>
-      <w:r>
-        <w:rPr>
-          <w:rtl w:val="0"/>
-        </w:rPr>
-      </w:r>
-    </w:p>
-    <w:p>
-      <w:pPr>
-        <w:rPr>
-          <w:rFonts w:ascii="Times New Roman" w:cs="Times New Roman" w:eastAsia="Times New Roman" w:hAnsi="Times New Roman"/>
-          <w:sz w:val="24"/>
-          <w:szCs w:val="24"/>
-        </w:rPr>
-      </w:pPr>
-      <w:r>
-        <w:rPr>
-          <w:rFonts w:ascii="Times New Roman" w:cs="Times New Roman" w:eastAsia="Times New Roman" w:hAnsi="Times New Roman"/>
-          <w:sz w:val="24"/>
-          <w:szCs w:val="24"/>
-          <w:rtl w:val="0"/>
-        </w:rPr>
-        <w:t xml:space="preserve">OPEN output file</w:t>
-      </w:r>
-    </w:p>
-    <w:p>
-      <w:pPr>
-        <w:rPr>
-          <w:rFonts w:ascii="Times New Roman" w:cs="Times New Roman" w:eastAsia="Times New Roman" w:hAnsi="Times New Roman"/>
-          <w:sz w:val="24"/>
-          <w:szCs w:val="24"/>
-        </w:rPr>
-      </w:pPr>
-      <w:r>
-        <w:rPr>
-          <w:rtl w:val="0"/>
-        </w:rPr>
-      </w:r>
-    </w:p>
-    <w:p>
-      <w:pPr>
-        <w:rPr>
-          <w:rFonts w:ascii="Times New Roman" w:cs="Times New Roman" w:eastAsia="Times New Roman" w:hAnsi="Times New Roman"/>
-          <w:sz w:val="24"/>
-          <w:szCs w:val="24"/>
-        </w:rPr>
-      </w:pPr>
-      <w:r>
-        <w:rPr>
-          <w:rFonts w:ascii="Times New Roman" w:cs="Times New Roman" w:eastAsia="Times New Roman" w:hAnsi="Times New Roman"/>
-          <w:sz w:val="24"/>
-          <w:szCs w:val="24"/>
-          <w:rtl w:val="0"/>
-        </w:rPr>
-        <w:t xml:space="preserve">READ each character from input file</w:t>
-      </w:r>
-    </w:p>
-    <w:p>
-      <w:pPr>
-        <w:rPr>
-          <w:rFonts w:ascii="Times New Roman" w:cs="Times New Roman" w:eastAsia="Times New Roman" w:hAnsi="Times New Roman"/>
-          <w:sz w:val="24"/>
-          <w:szCs w:val="24"/>
-        </w:rPr>
-      </w:pPr>
-      <w:r>
-        <w:rPr>
-          <w:rtl w:val="0"/>
-        </w:rPr>
-      </w:r>
-    </w:p>
-    <w:p>
-      <w:pPr>
-        <w:rPr>
-          <w:rFonts w:ascii="Times New Roman" w:cs="Times New Roman" w:eastAsia="Times New Roman" w:hAnsi="Times New Roman"/>
-          <w:sz w:val="24"/>
-          <w:szCs w:val="24"/>
-        </w:rPr>
-      </w:pPr>
-      <w:r>
-        <w:rPr>
-          <w:rFonts w:ascii="Times New Roman" w:cs="Times New Roman" w:eastAsia="Times New Roman" w:hAnsi="Times New Roman"/>
-          <w:sz w:val="24"/>
-          <w:szCs w:val="24"/>
-          <w:rtl w:val="0"/>
-        </w:rPr>
-        <w:t xml:space="preserve">    IF character is a letter</w:t>
-      </w:r>
-    </w:p>
-    <w:p>
-      <w:pPr>
-        <w:rPr>
-          <w:rFonts w:ascii="Times New Roman" w:cs="Times New Roman" w:eastAsia="Times New Roman" w:hAnsi="Times New Roman"/>
-          <w:sz w:val="24"/>
-          <w:szCs w:val="24"/>
-        </w:rPr>
-      </w:pPr>
-      <w:r>
-        <w:rPr>
-          <w:rtl w:val="0"/>
-        </w:rPr>
-      </w:r>
-    </w:p>
-    <w:p>
-      <w:pPr>
-        <w:rPr>
-          <w:rFonts w:ascii="Times New Roman" w:cs="Times New Roman" w:eastAsia="Times New Roman" w:hAnsi="Times New Roman"/>
-          <w:sz w:val="24"/>
-          <w:szCs w:val="24"/>
-        </w:rPr>
-      </w:pPr>
-      <w:r>
-        <w:rPr>
-          <w:rFonts w:ascii="Times New Roman" w:cs="Times New Roman" w:eastAsia="Times New Roman" w:hAnsi="Times New Roman"/>
-          <w:sz w:val="24"/>
-          <w:szCs w:val="24"/>
-          <w:rtl w:val="0"/>
-        </w:rPr>
-        <w:t xml:space="preserve">        IF encrypt mode</w:t>
-      </w:r>
-    </w:p>
-    <w:p>
-      <w:pPr>
-        <w:rPr>
-          <w:rFonts w:ascii="Times New Roman" w:cs="Times New Roman" w:eastAsia="Times New Roman" w:hAnsi="Times New Roman"/>
-          <w:sz w:val="24"/>
-          <w:szCs w:val="24"/>
-        </w:rPr>
-      </w:pPr>
-      <w:r>
-        <w:rPr>
-          <w:rFonts w:ascii="Times New Roman" w:cs="Times New Roman" w:eastAsia="Times New Roman" w:hAnsi="Times New Roman"/>
-          <w:sz w:val="24"/>
-          <w:szCs w:val="24"/>
-          <w:rtl w:val="0"/>
-        </w:rPr>
-        <w:t xml:space="preserve">            CHANGE letter using cipher alphabet</w:t>
-      </w:r>
-    </w:p>
-    <w:p>
-      <w:pPr>
-        <w:rPr>
-          <w:rFonts w:ascii="Times New Roman" w:cs="Times New Roman" w:eastAsia="Times New Roman" w:hAnsi="Times New Roman"/>
-          <w:sz w:val="24"/>
-          <w:szCs w:val="24"/>
-        </w:rPr>
-      </w:pPr>
-      <w:r>
-        <w:rPr>
-          <w:rFonts w:ascii="Times New Roman" w:cs="Times New Roman" w:eastAsia="Times New Roman" w:hAnsi="Times New Roman"/>
-          <w:sz w:val="24"/>
-          <w:szCs w:val="24"/>
-          <w:rtl w:val="0"/>
-        </w:rPr>
-        <w:t xml:space="preserve">        ELSE</w:t>
-      </w:r>
-    </w:p>
-    <w:p>
-      <w:pPr>
-        <w:rPr>
-          <w:rFonts w:ascii="Times New Roman" w:cs="Times New Roman" w:eastAsia="Times New Roman" w:hAnsi="Times New Roman"/>
-          <w:sz w:val="24"/>
-          <w:szCs w:val="24"/>
-        </w:rPr>
-      </w:pPr>
-      <w:r>
-        <w:rPr>
-          <w:rFonts w:ascii="Times New Roman" w:cs="Times New Roman" w:eastAsia="Times New Roman" w:hAnsi="Times New Roman"/>
-          <w:sz w:val="24"/>
-          <w:szCs w:val="24"/>
-          <w:rtl w:val="0"/>
-        </w:rPr>
-        <w:t xml:space="preserve">            CHANGE letter back using normal alphabet</w:t>
-      </w:r>
-    </w:p>
-    <w:p>
-      <w:pPr>
-        <w:rPr>
-          <w:rFonts w:ascii="Times New Roman" w:cs="Times New Roman" w:eastAsia="Times New Roman" w:hAnsi="Times New Roman"/>
-          <w:sz w:val="24"/>
-          <w:szCs w:val="24"/>
-        </w:rPr>
-      </w:pPr>
-      <w:r>
-        <w:rPr>
-          <w:rFonts w:ascii="Times New Roman" w:cs="Times New Roman" w:eastAsia="Times New Roman" w:hAnsi="Times New Roman"/>
-          <w:sz w:val="24"/>
-          <w:szCs w:val="24"/>
-          <w:rtl w:val="0"/>
-        </w:rPr>
-        <w:t xml:space="preserve">        END IF</w:t>
-      </w:r>
-    </w:p>
-    <w:p>
-      <w:pPr>
-        <w:rPr>
-          <w:rFonts w:ascii="Times New Roman" w:cs="Times New Roman" w:eastAsia="Times New Roman" w:hAnsi="Times New Roman"/>
-          <w:sz w:val="24"/>
-          <w:szCs w:val="24"/>
-        </w:rPr>
-      </w:pPr>
-      <w:r>
-        <w:rPr>
-          <w:rtl w:val="0"/>
-        </w:rPr>
-      </w:r>
-    </w:p>
-    <w:p>
-      <w:pPr>
-        <w:rPr>
-          <w:rFonts w:ascii="Times New Roman" w:cs="Times New Roman" w:eastAsia="Times New Roman" w:hAnsi="Times New Roman"/>
-          <w:sz w:val="24"/>
-          <w:szCs w:val="24"/>
-        </w:rPr>
-      </w:pPr>
-      <w:r>
-        <w:rPr>
-          <w:rFonts w:ascii="Times New Roman" w:cs="Times New Roman" w:eastAsia="Times New Roman" w:hAnsi="Times New Roman"/>
-          <w:sz w:val="24"/>
-          <w:szCs w:val="24"/>
-          <w:rtl w:val="0"/>
-        </w:rPr>
-        <w:t xml:space="preserve">    END IF</w:t>
-      </w:r>
-    </w:p>
-    <w:p>
-      <w:pPr>
-        <w:rPr>
-          <w:rFonts w:ascii="Times New Roman" w:cs="Times New Roman" w:eastAsia="Times New Roman" w:hAnsi="Times New Roman"/>
-          <w:sz w:val="24"/>
-          <w:szCs w:val="24"/>
-        </w:rPr>
-      </w:pPr>
-      <w:r>
-        <w:rPr>
-          <w:rtl w:val="0"/>
-        </w:rPr>
-      </w:r>
-    </w:p>
-    <w:p>
-      <w:pPr>
-        <w:rPr>
-          <w:rFonts w:ascii="Times New Roman" w:cs="Times New Roman" w:eastAsia="Times New Roman" w:hAnsi="Times New Roman"/>
-          <w:sz w:val="24"/>
-          <w:szCs w:val="24"/>
-        </w:rPr>
-      </w:pPr>
-      <w:r>
-        <w:rPr>
-          <w:rFonts w:ascii="Times New Roman" w:cs="Times New Roman" w:eastAsia="Times New Roman" w:hAnsi="Times New Roman"/>
-          <w:sz w:val="24"/>
-          <w:szCs w:val="24"/>
-          <w:rtl w:val="0"/>
-        </w:rPr>
-        <w:t xml:space="preserve">    WRITE character to output file</w:t>
-      </w:r>
-    </w:p>
-    <w:p>
-      <w:pPr>
-        <w:rPr>
-          <w:rFonts w:ascii="Times New Roman" w:cs="Times New Roman" w:eastAsia="Times New Roman" w:hAnsi="Times New Roman"/>
-          <w:sz w:val="24"/>
-          <w:szCs w:val="24"/>
-        </w:rPr>
-      </w:pPr>
-      <w:r>
-        <w:rPr>
-          <w:rtl w:val="0"/>
-        </w:rPr>
-      </w:r>
-    </w:p>
-    <w:p>
-      <w:pPr>
-        <w:rPr>
-          <w:rFonts w:ascii="Times New Roman" w:cs="Times New Roman" w:eastAsia="Times New Roman" w:hAnsi="Times New Roman"/>
-          <w:sz w:val="24"/>
-          <w:szCs w:val="24"/>
-        </w:rPr>
-      </w:pPr>
-      <w:r>
-        <w:rPr>
-          <w:rFonts w:ascii="Times New Roman" w:cs="Times New Roman" w:eastAsia="Times New Roman" w:hAnsi="Times New Roman"/>
-          <w:sz w:val="24"/>
-          <w:szCs w:val="24"/>
-          <w:rtl w:val="0"/>
-        </w:rPr>
-        <w:t xml:space="preserve">END READ</w:t>
-      </w:r>
-    </w:p>
-    <w:p>
-      <w:pPr>
-        <w:rPr>
-          <w:rFonts w:ascii="Times New Roman" w:cs="Times New Roman" w:eastAsia="Times New Roman" w:hAnsi="Times New Roman"/>
-          <w:sz w:val="24"/>
-          <w:szCs w:val="24"/>
-        </w:rPr>
-      </w:pPr>
-      <w:r>
-        <w:rPr>
-          <w:rtl w:val="0"/>
-        </w:rPr>
-      </w:r>
-    </w:p>
-    <w:p>
-      <w:pPr>
-        <w:rPr>
-          <w:rFonts w:ascii="Times New Roman" w:cs="Times New Roman" w:eastAsia="Times New Roman" w:hAnsi="Times New Roman"/>
-          <w:sz w:val="24"/>
-          <w:szCs w:val="24"/>
-        </w:rPr>
-      </w:pPr>
-      <w:r>
-        <w:rPr>
-          <w:rFonts w:ascii="Times New Roman" w:cs="Times New Roman" w:eastAsia="Times New Roman" w:hAnsi="Times New Roman"/>
-          <w:sz w:val="24"/>
-          <w:szCs w:val="24"/>
-          <w:rtl w:val="0"/>
-        </w:rPr>
-        <w:t xml:space="preserve">CLOSE input file</w:t>
-      </w:r>
-    </w:p>
-    <w:p>
-      <w:pPr>
-        <w:rPr>
-          <w:rFonts w:ascii="Times New Roman" w:cs="Times New Roman" w:eastAsia="Times New Roman" w:hAnsi="Times New Roman"/>
-          <w:sz w:val="24"/>
-          <w:szCs w:val="24"/>
-        </w:rPr>
-      </w:pPr>
-      <w:r>
-        <w:rPr>
-          <w:rtl w:val="0"/>
-        </w:rPr>
-      </w:r>
-    </w:p>
-    <w:p>
-      <w:pPr>
-        <w:rPr>
-          <w:rFonts w:ascii="Times New Roman" w:cs="Times New Roman" w:eastAsia="Times New Roman" w:hAnsi="Times New Roman"/>
-          <w:sz w:val="24"/>
-          <w:szCs w:val="24"/>
-        </w:rPr>
-      </w:pPr>
-      <w:r>
-        <w:rPr>
-          <w:rFonts w:ascii="Times New Roman" w:cs="Times New Roman" w:eastAsia="Times New Roman" w:hAnsi="Times New Roman"/>
-          <w:sz w:val="24"/>
-          <w:szCs w:val="24"/>
-          <w:rtl w:val="0"/>
-        </w:rPr>
-        <w:t xml:space="preserve">CLOSE output file</w:t>
+        <w:t xml:space="preserve">START </w:t>
+      </w:r>
+    </w:p>
+    <w:p>
+      <w:pPr>
+        <w:rPr>
+          <w:rFonts w:ascii="Times New Roman" w:cs="Times New Roman" w:eastAsia="Times New Roman" w:hAnsi="Times New Roman"/>
+          <w:sz w:val="24"/>
+          <w:szCs w:val="24"/>
+        </w:rPr>
+      </w:pPr>
+      <w:r>
+        <w:rPr>
+          <w:rtl w:val="0"/>
+        </w:rPr>
+      </w:r>
+    </w:p>
+    <w:p>
+      <w:pPr>
+        <w:rPr>
+          <w:rFonts w:ascii="Times New Roman" w:cs="Times New Roman" w:eastAsia="Times New Roman" w:hAnsi="Times New Roman"/>
+          <w:sz w:val="24"/>
+          <w:szCs w:val="24"/>
+        </w:rPr>
+      </w:pPr>
+      <w:r>
+        <w:rPr>
+          <w:rFonts w:ascii="Times New Roman" w:cs="Times New Roman" w:eastAsia="Times New Roman" w:hAnsi="Times New Roman"/>
+          <w:sz w:val="24"/>
+          <w:szCs w:val="24"/>
+          <w:rtl w:val="0"/>
+        </w:rPr>
+        <w:t xml:space="preserve">Get the keyword from the user</w:t>
+      </w:r>
+    </w:p>
+    <w:p>
+      <w:pPr>
+        <w:rPr>
+          <w:rFonts w:ascii="Times New Roman" w:cs="Times New Roman" w:eastAsia="Times New Roman" w:hAnsi="Times New Roman"/>
+          <w:sz w:val="24"/>
+          <w:szCs w:val="24"/>
+        </w:rPr>
+      </w:pPr>
+      <w:r>
+        <w:rPr>
+          <w:rtl w:val="0"/>
+        </w:rPr>
+      </w:r>
+    </w:p>
+    <w:p>
+      <w:pPr>
+        <w:rPr>
+          <w:rFonts w:ascii="Times New Roman" w:cs="Times New Roman" w:eastAsia="Times New Roman" w:hAnsi="Times New Roman"/>
+          <w:sz w:val="24"/>
+          <w:szCs w:val="24"/>
+        </w:rPr>
+      </w:pPr>
+      <w:r>
+        <w:rPr>
+          <w:rFonts w:ascii="Times New Roman" w:cs="Times New Roman" w:eastAsia="Times New Roman" w:hAnsi="Times New Roman"/>
+          <w:sz w:val="24"/>
+          <w:szCs w:val="24"/>
+          <w:rtl w:val="0"/>
+        </w:rPr>
+        <w:t xml:space="preserve">Get the input filename from the user</w:t>
+      </w:r>
+    </w:p>
+    <w:p>
+      <w:pPr>
+        <w:rPr>
+          <w:rFonts w:ascii="Times New Roman" w:cs="Times New Roman" w:eastAsia="Times New Roman" w:hAnsi="Times New Roman"/>
+          <w:sz w:val="24"/>
+          <w:szCs w:val="24"/>
+        </w:rPr>
+      </w:pPr>
+      <w:r>
+        <w:rPr>
+          <w:rtl w:val="0"/>
+        </w:rPr>
+      </w:r>
+    </w:p>
+    <w:p>
+      <w:pPr>
+        <w:rPr>
+          <w:rFonts w:ascii="Times New Roman" w:cs="Times New Roman" w:eastAsia="Times New Roman" w:hAnsi="Times New Roman"/>
+          <w:sz w:val="24"/>
+          <w:szCs w:val="24"/>
+        </w:rPr>
+      </w:pPr>
+      <w:r>
+        <w:rPr>
+          <w:rFonts w:ascii="Times New Roman" w:cs="Times New Roman" w:eastAsia="Times New Roman" w:hAnsi="Times New Roman"/>
+          <w:sz w:val="24"/>
+          <w:szCs w:val="24"/>
+          <w:rtl w:val="0"/>
+        </w:rPr>
+        <w:t xml:space="preserve">Get the output filename from the user</w:t>
+      </w:r>
+    </w:p>
+    <w:p>
+      <w:pPr>
+        <w:rPr>
+          <w:rFonts w:ascii="Times New Roman" w:cs="Times New Roman" w:eastAsia="Times New Roman" w:hAnsi="Times New Roman"/>
+          <w:sz w:val="24"/>
+          <w:szCs w:val="24"/>
+        </w:rPr>
+      </w:pPr>
+      <w:r>
+        <w:rPr>
+          <w:rtl w:val="0"/>
+        </w:rPr>
+      </w:r>
+    </w:p>
+    <w:p>
+      <w:pPr>
+        <w:rPr>
+          <w:rFonts w:ascii="Times New Roman" w:cs="Times New Roman" w:eastAsia="Times New Roman" w:hAnsi="Times New Roman"/>
+          <w:sz w:val="24"/>
+          <w:szCs w:val="24"/>
+        </w:rPr>
+      </w:pPr>
+      <w:r>
+        <w:rPr>
+          <w:rFonts w:ascii="Times New Roman" w:cs="Times New Roman" w:eastAsia="Times New Roman" w:hAnsi="Times New Roman"/>
+          <w:sz w:val="24"/>
+          <w:szCs w:val="24"/>
+          <w:rtl w:val="0"/>
+        </w:rPr>
+        <w:t xml:space="preserve">Decide if the user wants to encrypt or decrypt</w:t>
+      </w:r>
+    </w:p>
+    <w:p>
+      <w:pPr>
+        <w:rPr>
+          <w:rFonts w:ascii="Times New Roman" w:cs="Times New Roman" w:eastAsia="Times New Roman" w:hAnsi="Times New Roman"/>
+          <w:sz w:val="24"/>
+          <w:szCs w:val="24"/>
+        </w:rPr>
+      </w:pPr>
+      <w:r>
+        <w:rPr>
+          <w:rtl w:val="0"/>
+        </w:rPr>
+      </w:r>
+    </w:p>
+    <w:p>
+      <w:pPr>
+        <w:rPr>
+          <w:rFonts w:ascii="Times New Roman" w:cs="Times New Roman" w:eastAsia="Times New Roman" w:hAnsi="Times New Roman"/>
+          <w:sz w:val="24"/>
+          <w:szCs w:val="24"/>
+        </w:rPr>
+      </w:pPr>
+      <w:r>
+        <w:rPr>
+          <w:rtl w:val="0"/>
+        </w:rPr>
+      </w:r>
+    </w:p>
+    <w:p>
+      <w:pPr>
+        <w:rPr>
+          <w:rFonts w:ascii="Times New Roman" w:cs="Times New Roman" w:eastAsia="Times New Roman" w:hAnsi="Times New Roman"/>
+          <w:sz w:val="24"/>
+          <w:szCs w:val="24"/>
+        </w:rPr>
+      </w:pPr>
+      <w:r>
+        <w:rPr>
+          <w:rFonts w:ascii="Times New Roman" w:cs="Times New Roman" w:eastAsia="Times New Roman" w:hAnsi="Times New Roman"/>
+          <w:sz w:val="24"/>
+          <w:szCs w:val="24"/>
+          <w:rtl w:val="0"/>
+        </w:rPr>
+        <w:t xml:space="preserve">Create the cipher alphabet:</w:t>
+      </w:r>
+    </w:p>
+    <w:p>
+      <w:pPr>
+        <w:rPr>
+          <w:rFonts w:ascii="Times New Roman" w:cs="Times New Roman" w:eastAsia="Times New Roman" w:hAnsi="Times New Roman"/>
+          <w:sz w:val="24"/>
+          <w:szCs w:val="24"/>
+        </w:rPr>
+      </w:pPr>
+      <w:r>
+        <w:rPr>
+          <w:rtl w:val="0"/>
+        </w:rPr>
+      </w:r>
+    </w:p>
+    <w:p>
+      <w:pPr>
+        <w:rPr>
+          <w:rFonts w:ascii="Times New Roman" w:cs="Times New Roman" w:eastAsia="Times New Roman" w:hAnsi="Times New Roman"/>
+          <w:sz w:val="24"/>
+          <w:szCs w:val="24"/>
+        </w:rPr>
+      </w:pPr>
+      <w:r>
+        <w:rPr>
+          <w:rFonts w:ascii="Times New Roman" w:cs="Times New Roman" w:eastAsia="Times New Roman" w:hAnsi="Times New Roman"/>
+          <w:sz w:val="24"/>
+          <w:szCs w:val="24"/>
+          <w:rtl w:val="0"/>
+        </w:rPr>
+        <w:t xml:space="preserve">    Start with an empty cipher alphabet</w:t>
+      </w:r>
+    </w:p>
+    <w:p>
+      <w:pPr>
+        <w:rPr>
+          <w:rFonts w:ascii="Times New Roman" w:cs="Times New Roman" w:eastAsia="Times New Roman" w:hAnsi="Times New Roman"/>
+          <w:sz w:val="24"/>
+          <w:szCs w:val="24"/>
+        </w:rPr>
+      </w:pPr>
+      <w:r>
+        <w:rPr>
+          <w:rtl w:val="0"/>
+        </w:rPr>
+      </w:r>
+    </w:p>
+    <w:p>
+      <w:pPr>
+        <w:rPr>
+          <w:rFonts w:ascii="Times New Roman" w:cs="Times New Roman" w:eastAsia="Times New Roman" w:hAnsi="Times New Roman"/>
+          <w:sz w:val="24"/>
+          <w:szCs w:val="24"/>
+        </w:rPr>
+      </w:pPr>
+      <w:r>
+        <w:rPr>
+          <w:rFonts w:ascii="Times New Roman" w:cs="Times New Roman" w:eastAsia="Times New Roman" w:hAnsi="Times New Roman"/>
+          <w:sz w:val="24"/>
+          <w:szCs w:val="24"/>
+          <w:rtl w:val="0"/>
+        </w:rPr>
+        <w:t xml:space="preserve">    Go through each letter in the keyword</w:t>
+      </w:r>
+    </w:p>
+    <w:p>
+      <w:pPr>
+        <w:rPr>
+          <w:rFonts w:ascii="Times New Roman" w:cs="Times New Roman" w:eastAsia="Times New Roman" w:hAnsi="Times New Roman"/>
+          <w:sz w:val="24"/>
+          <w:szCs w:val="24"/>
+        </w:rPr>
+      </w:pPr>
+      <w:r>
+        <w:rPr>
+          <w:rFonts w:ascii="Times New Roman" w:cs="Times New Roman" w:eastAsia="Times New Roman" w:hAnsi="Times New Roman"/>
+          <w:sz w:val="24"/>
+          <w:szCs w:val="24"/>
+          <w:rtl w:val="0"/>
+        </w:rPr>
+        <w:t xml:space="preserve">        Convert the letter to uppercase</w:t>
+      </w:r>
+    </w:p>
+    <w:p>
+      <w:pPr>
+        <w:rPr>
+          <w:rFonts w:ascii="Times New Roman" w:cs="Times New Roman" w:eastAsia="Times New Roman" w:hAnsi="Times New Roman"/>
+          <w:sz w:val="24"/>
+          <w:szCs w:val="24"/>
+        </w:rPr>
+      </w:pPr>
+      <w:r>
+        <w:rPr>
+          <w:rFonts w:ascii="Times New Roman" w:cs="Times New Roman" w:eastAsia="Times New Roman" w:hAnsi="Times New Roman"/>
+          <w:sz w:val="24"/>
+          <w:szCs w:val="24"/>
+          <w:rtl w:val="0"/>
+        </w:rPr>
+        <w:t xml:space="preserve">        Add the letter to the cipher alphabet if it is not already there</w:t>
+      </w:r>
+    </w:p>
+    <w:p>
+      <w:pPr>
+        <w:rPr>
+          <w:rFonts w:ascii="Times New Roman" w:cs="Times New Roman" w:eastAsia="Times New Roman" w:hAnsi="Times New Roman"/>
+          <w:sz w:val="24"/>
+          <w:szCs w:val="24"/>
+        </w:rPr>
+      </w:pPr>
+      <w:r>
+        <w:rPr>
+          <w:rtl w:val="0"/>
+        </w:rPr>
+      </w:r>
+    </w:p>
+    <w:p>
+      <w:pPr>
+        <w:rPr>
+          <w:rFonts w:ascii="Times New Roman" w:cs="Times New Roman" w:eastAsia="Times New Roman" w:hAnsi="Times New Roman"/>
+          <w:sz w:val="24"/>
+          <w:szCs w:val="24"/>
+        </w:rPr>
+      </w:pPr>
+      <w:r>
+        <w:rPr>
+          <w:rFonts w:ascii="Times New Roman" w:cs="Times New Roman" w:eastAsia="Times New Roman" w:hAnsi="Times New Roman"/>
+          <w:sz w:val="24"/>
+          <w:szCs w:val="24"/>
+          <w:rtl w:val="0"/>
+        </w:rPr>
+        <w:t xml:space="preserve">    Go through letters from Z down to A</w:t>
+      </w:r>
+    </w:p>
+    <w:p>
+      <w:pPr>
+        <w:rPr>
+          <w:rFonts w:ascii="Times New Roman" w:cs="Times New Roman" w:eastAsia="Times New Roman" w:hAnsi="Times New Roman"/>
+          <w:sz w:val="24"/>
+          <w:szCs w:val="24"/>
+        </w:rPr>
+      </w:pPr>
+      <w:r>
+        <w:rPr>
+          <w:rFonts w:ascii="Times New Roman" w:cs="Times New Roman" w:eastAsia="Times New Roman" w:hAnsi="Times New Roman"/>
+          <w:sz w:val="24"/>
+          <w:szCs w:val="24"/>
+          <w:rtl w:val="0"/>
+        </w:rPr>
+        <w:t xml:space="preserve">        Add each letter if it is not already in the cipher alphabet</w:t>
+      </w:r>
+    </w:p>
+    <w:p>
+      <w:pPr>
+        <w:rPr>
+          <w:rFonts w:ascii="Times New Roman" w:cs="Times New Roman" w:eastAsia="Times New Roman" w:hAnsi="Times New Roman"/>
+          <w:sz w:val="24"/>
+          <w:szCs w:val="24"/>
+        </w:rPr>
+      </w:pPr>
+      <w:r>
+        <w:rPr>
+          <w:rtl w:val="0"/>
+        </w:rPr>
+      </w:r>
+    </w:p>
+    <w:p>
+      <w:pPr>
+        <w:rPr>
+          <w:rFonts w:ascii="Times New Roman" w:cs="Times New Roman" w:eastAsia="Times New Roman" w:hAnsi="Times New Roman"/>
+          <w:sz w:val="24"/>
+          <w:szCs w:val="24"/>
+        </w:rPr>
+      </w:pPr>
+      <w:r>
+        <w:rPr>
+          <w:rtl w:val="0"/>
+        </w:rPr>
+      </w:r>
+    </w:p>
+    <w:p>
+      <w:pPr>
+        <w:rPr>
+          <w:rFonts w:ascii="Times New Roman" w:cs="Times New Roman" w:eastAsia="Times New Roman" w:hAnsi="Times New Roman"/>
+          <w:sz w:val="24"/>
+          <w:szCs w:val="24"/>
+        </w:rPr>
+      </w:pPr>
+      <w:r>
+        <w:rPr>
+          <w:rFonts w:ascii="Times New Roman" w:cs="Times New Roman" w:eastAsia="Times New Roman" w:hAnsi="Times New Roman"/>
+          <w:sz w:val="24"/>
+          <w:szCs w:val="24"/>
+          <w:rtl w:val="0"/>
+        </w:rPr>
+        <w:t xml:space="preserve">Open the input file</w:t>
+      </w:r>
+    </w:p>
+    <w:p>
+      <w:pPr>
+        <w:rPr>
+          <w:rFonts w:ascii="Times New Roman" w:cs="Times New Roman" w:eastAsia="Times New Roman" w:hAnsi="Times New Roman"/>
+          <w:sz w:val="24"/>
+          <w:szCs w:val="24"/>
+        </w:rPr>
+      </w:pPr>
+      <w:r>
+        <w:rPr>
+          <w:rtl w:val="0"/>
+        </w:rPr>
+      </w:r>
+    </w:p>
+    <w:p>
+      <w:pPr>
+        <w:rPr>
+          <w:rFonts w:ascii="Times New Roman" w:cs="Times New Roman" w:eastAsia="Times New Roman" w:hAnsi="Times New Roman"/>
+          <w:sz w:val="24"/>
+          <w:szCs w:val="24"/>
+        </w:rPr>
+      </w:pPr>
+      <w:r>
+        <w:rPr>
+          <w:rFonts w:ascii="Times New Roman" w:cs="Times New Roman" w:eastAsia="Times New Roman" w:hAnsi="Times New Roman"/>
+          <w:sz w:val="24"/>
+          <w:szCs w:val="24"/>
+          <w:rtl w:val="0"/>
+        </w:rPr>
+        <w:t xml:space="preserve">Open the output file</w:t>
+      </w:r>
+    </w:p>
+    <w:p>
+      <w:pPr>
+        <w:rPr>
+          <w:rFonts w:ascii="Times New Roman" w:cs="Times New Roman" w:eastAsia="Times New Roman" w:hAnsi="Times New Roman"/>
+          <w:sz w:val="24"/>
+          <w:szCs w:val="24"/>
+        </w:rPr>
+      </w:pPr>
+      <w:r>
+        <w:rPr>
+          <w:rtl w:val="0"/>
+        </w:rPr>
+      </w:r>
+    </w:p>
+    <w:p>
+      <w:pPr>
+        <w:rPr>
+          <w:rFonts w:ascii="Times New Roman" w:cs="Times New Roman" w:eastAsia="Times New Roman" w:hAnsi="Times New Roman"/>
+          <w:sz w:val="24"/>
+          <w:szCs w:val="24"/>
+        </w:rPr>
+      </w:pPr>
+      <w:r>
+        <w:rPr>
+          <w:rtl w:val="0"/>
+        </w:rPr>
+      </w:r>
+    </w:p>
+    <w:p>
+      <w:pPr>
+        <w:rPr>
+          <w:rFonts w:ascii="Times New Roman" w:cs="Times New Roman" w:eastAsia="Times New Roman" w:hAnsi="Times New Roman"/>
+          <w:sz w:val="24"/>
+          <w:szCs w:val="24"/>
+        </w:rPr>
+      </w:pPr>
+      <w:r>
+        <w:rPr>
+          <w:rFonts w:ascii="Times New Roman" w:cs="Times New Roman" w:eastAsia="Times New Roman" w:hAnsi="Times New Roman"/>
+          <w:sz w:val="24"/>
+          <w:szCs w:val="24"/>
+          <w:rtl w:val="0"/>
+        </w:rPr>
+        <w:t xml:space="preserve">Read each character from the input file</w:t>
+      </w:r>
+    </w:p>
+    <w:p>
+      <w:pPr>
+        <w:rPr>
+          <w:rFonts w:ascii="Times New Roman" w:cs="Times New Roman" w:eastAsia="Times New Roman" w:hAnsi="Times New Roman"/>
+          <w:sz w:val="24"/>
+          <w:szCs w:val="24"/>
+        </w:rPr>
+      </w:pPr>
+      <w:r>
+        <w:rPr>
+          <w:rtl w:val="0"/>
+        </w:rPr>
+      </w:r>
+    </w:p>
+    <w:p>
+      <w:pPr>
+        <w:rPr>
+          <w:rFonts w:ascii="Times New Roman" w:cs="Times New Roman" w:eastAsia="Times New Roman" w:hAnsi="Times New Roman"/>
+          <w:sz w:val="24"/>
+          <w:szCs w:val="24"/>
+        </w:rPr>
+      </w:pPr>
+      <w:r>
+        <w:rPr>
+          <w:rFonts w:ascii="Times New Roman" w:cs="Times New Roman" w:eastAsia="Times New Roman" w:hAnsi="Times New Roman"/>
+          <w:sz w:val="24"/>
+          <w:szCs w:val="24"/>
+          <w:rtl w:val="0"/>
+        </w:rPr>
+        <w:t xml:space="preserve">    Look at the character</w:t>
+      </w:r>
+    </w:p>
+    <w:p>
+      <w:pPr>
+        <w:rPr>
+          <w:rFonts w:ascii="Times New Roman" w:cs="Times New Roman" w:eastAsia="Times New Roman" w:hAnsi="Times New Roman"/>
+          <w:sz w:val="24"/>
+          <w:szCs w:val="24"/>
+        </w:rPr>
+      </w:pPr>
+      <w:r>
+        <w:rPr>
+          <w:rtl w:val="0"/>
+        </w:rPr>
+      </w:r>
+    </w:p>
+    <w:p>
+      <w:pPr>
+        <w:rPr>
+          <w:rFonts w:ascii="Times New Roman" w:cs="Times New Roman" w:eastAsia="Times New Roman" w:hAnsi="Times New Roman"/>
+          <w:sz w:val="24"/>
+          <w:szCs w:val="24"/>
+        </w:rPr>
+      </w:pPr>
+      <w:r>
+        <w:rPr>
+          <w:rFonts w:ascii="Times New Roman" w:cs="Times New Roman" w:eastAsia="Times New Roman" w:hAnsi="Times New Roman"/>
+          <w:sz w:val="24"/>
+          <w:szCs w:val="24"/>
+          <w:rtl w:val="0"/>
+        </w:rPr>
+        <w:t xml:space="preserve">    Change the letter using the cipher alphabet</w:t>
+      </w:r>
+    </w:p>
+    <w:p>
+      <w:pPr>
+        <w:rPr>
+          <w:rFonts w:ascii="Times New Roman" w:cs="Times New Roman" w:eastAsia="Times New Roman" w:hAnsi="Times New Roman"/>
+          <w:sz w:val="24"/>
+          <w:szCs w:val="24"/>
+        </w:rPr>
+      </w:pPr>
+      <w:r>
+        <w:rPr>
+          <w:rtl w:val="0"/>
+        </w:rPr>
+      </w:r>
+    </w:p>
+    <w:p>
+      <w:pPr>
+        <w:rPr>
+          <w:rFonts w:ascii="Times New Roman" w:cs="Times New Roman" w:eastAsia="Times New Roman" w:hAnsi="Times New Roman"/>
+          <w:sz w:val="24"/>
+          <w:szCs w:val="24"/>
+        </w:rPr>
+      </w:pPr>
+      <w:r>
+        <w:rPr>
+          <w:rFonts w:ascii="Times New Roman" w:cs="Times New Roman" w:eastAsia="Times New Roman" w:hAnsi="Times New Roman"/>
+          <w:sz w:val="24"/>
+          <w:szCs w:val="24"/>
+          <w:rtl w:val="0"/>
+        </w:rPr>
+        <w:t xml:space="preserve">    Keep spaces and symbols the same</w:t>
+      </w:r>
+    </w:p>
+    <w:p>
+      <w:pPr>
+        <w:rPr>
+          <w:rFonts w:ascii="Times New Roman" w:cs="Times New Roman" w:eastAsia="Times New Roman" w:hAnsi="Times New Roman"/>
+          <w:sz w:val="24"/>
+          <w:szCs w:val="24"/>
+        </w:rPr>
+      </w:pPr>
+      <w:r>
+        <w:rPr>
+          <w:rtl w:val="0"/>
+        </w:rPr>
+      </w:r>
+    </w:p>
+    <w:p>
+      <w:pPr>
+        <w:rPr>
+          <w:rFonts w:ascii="Times New Roman" w:cs="Times New Roman" w:eastAsia="Times New Roman" w:hAnsi="Times New Roman"/>
+          <w:sz w:val="24"/>
+          <w:szCs w:val="24"/>
+        </w:rPr>
+      </w:pPr>
+      <w:r>
+        <w:rPr>
+          <w:rFonts w:ascii="Times New Roman" w:cs="Times New Roman" w:eastAsia="Times New Roman" w:hAnsi="Times New Roman"/>
+          <w:sz w:val="24"/>
+          <w:szCs w:val="24"/>
+          <w:rtl w:val="0"/>
+        </w:rPr>
+        <w:t xml:space="preserve">    Write the character to the output file</w:t>
+      </w:r>
+    </w:p>
+    <w:p>
+      <w:pPr>
+        <w:rPr>
+          <w:rFonts w:ascii="Times New Roman" w:cs="Times New Roman" w:eastAsia="Times New Roman" w:hAnsi="Times New Roman"/>
+          <w:sz w:val="24"/>
+          <w:szCs w:val="24"/>
+        </w:rPr>
+      </w:pPr>
+      <w:r>
+        <w:rPr>
+          <w:rtl w:val="0"/>
+        </w:rPr>
+      </w:r>
+    </w:p>
+    <w:p>
+      <w:pPr>
+        <w:rPr>
+          <w:rFonts w:ascii="Times New Roman" w:cs="Times New Roman" w:eastAsia="Times New Roman" w:hAnsi="Times New Roman"/>
+          <w:sz w:val="24"/>
+          <w:szCs w:val="24"/>
+        </w:rPr>
+      </w:pPr>
+      <w:r>
+        <w:rPr>
+          <w:rFonts w:ascii="Times New Roman" w:cs="Times New Roman" w:eastAsia="Times New Roman" w:hAnsi="Times New Roman"/>
+          <w:sz w:val="24"/>
+          <w:szCs w:val="24"/>
+          <w:rtl w:val="0"/>
+        </w:rPr>
+        <w:t xml:space="preserve">Repeat until the whole file is finished</w:t>
+      </w:r>
+    </w:p>
+    <w:p>
+      <w:pPr>
+        <w:rPr>
+          <w:rFonts w:ascii="Times New Roman" w:cs="Times New Roman" w:eastAsia="Times New Roman" w:hAnsi="Times New Roman"/>
+          <w:sz w:val="24"/>
+          <w:szCs w:val="24"/>
+        </w:rPr>
+      </w:pPr>
+      <w:r>
+        <w:rPr>
+          <w:rtl w:val="0"/>
+        </w:rPr>
+      </w:r>
+    </w:p>
+    <w:p>
+      <w:pPr>
+        <w:rPr>
+          <w:rFonts w:ascii="Times New Roman" w:cs="Times New Roman" w:eastAsia="Times New Roman" w:hAnsi="Times New Roman"/>
+          <w:sz w:val="24"/>
+          <w:szCs w:val="24"/>
+        </w:rPr>
+      </w:pPr>
+      <w:r>
+        <w:rPr>
+          <w:rtl w:val="0"/>
+        </w:rPr>
+      </w:r>
+    </w:p>
+    <w:p>
+      <w:pPr>
+        <w:rPr>
+          <w:rFonts w:ascii="Times New Roman" w:cs="Times New Roman" w:eastAsia="Times New Roman" w:hAnsi="Times New Roman"/>
+          <w:sz w:val="24"/>
+          <w:szCs w:val="24"/>
+        </w:rPr>
+      </w:pPr>
+      <w:r>
+        <w:rPr>
+          <w:rFonts w:ascii="Times New Roman" w:cs="Times New Roman" w:eastAsia="Times New Roman" w:hAnsi="Times New Roman"/>
+          <w:sz w:val="24"/>
+          <w:szCs w:val="24"/>
+          <w:rtl w:val="0"/>
+        </w:rPr>
+        <w:t xml:space="preserve">Close the input file</w:t>
+      </w:r>
+    </w:p>
+    <w:p>
+      <w:pPr>
+        <w:rPr>
+          <w:rFonts w:ascii="Times New Roman" w:cs="Times New Roman" w:eastAsia="Times New Roman" w:hAnsi="Times New Roman"/>
+          <w:sz w:val="24"/>
+          <w:szCs w:val="24"/>
+        </w:rPr>
+      </w:pPr>
+      <w:r>
+        <w:rPr>
+          <w:rtl w:val="0"/>
+        </w:rPr>
+      </w:r>
+    </w:p>
+    <w:p>
+      <w:pPr>
+        <w:rPr>
+          <w:rFonts w:ascii="Times New Roman" w:cs="Times New Roman" w:eastAsia="Times New Roman" w:hAnsi="Times New Roman"/>
+          <w:sz w:val="24"/>
+          <w:szCs w:val="24"/>
+        </w:rPr>
+      </w:pPr>
+      <w:r>
+        <w:rPr>
+          <w:rFonts w:ascii="Times New Roman" w:cs="Times New Roman" w:eastAsia="Times New Roman" w:hAnsi="Times New Roman"/>
+          <w:sz w:val="24"/>
+          <w:szCs w:val="24"/>
+          <w:rtl w:val="0"/>
+        </w:rPr>
+        <w:t xml:space="preserve">Close the output file</w:t>
+      </w:r>
+    </w:p>
+    <w:p>
+      <w:pPr>
+        <w:rPr>
+          <w:rFonts w:ascii="Times New Roman" w:cs="Times New Roman" w:eastAsia="Times New Roman" w:hAnsi="Times New Roman"/>
+          <w:sz w:val="24"/>
+          <w:szCs w:val="24"/>
+        </w:rPr>
+      </w:pPr>
+      <w:r>
+        <w:rPr>
+          <w:rtl w:val="0"/>
+        </w:rPr>
+      </w:r>
+    </w:p>
+    <w:p>
+      <w:pPr>
+        <w:rPr>
+          <w:rFonts w:ascii="Times New Roman" w:cs="Times New Roman" w:eastAsia="Times New Roman" w:hAnsi="Times New Roman"/>
+          <w:sz w:val="24"/>
+          <w:szCs w:val="24"/>
+        </w:rPr>
+      </w:pPr>
+      <w:r>
+        <w:rPr>
+          <w:rFonts w:ascii="Times New Roman" w:cs="Times New Roman" w:eastAsia="Times New Roman" w:hAnsi="Times New Roman"/>
+          <w:sz w:val="24"/>
+          <w:szCs w:val="24"/>
+          <w:rtl w:val="0"/>
+        </w:rPr>
+        <w:t xml:space="preserve">Show message that the program is finished</w:t>
       </w:r>
     </w:p>
     <w:p>
@@ -610,6 +808,20 @@
           <w:rtl w:val="0"/>
         </w:rPr>
         <w:t xml:space="preserve">END</w:t>
+      </w:r>
+    </w:p>
+    <w:p>
+      <w:pPr>
+        <w:rPr>
+          <w:rFonts w:ascii="Times New Roman" w:cs="Times New Roman" w:eastAsia="Times New Roman" w:hAnsi="Times New Roman"/>
+          <w:sz w:val="24"/>
+          <w:szCs w:val="24"/>
+        </w:rPr>
+      </w:pPr>
+      <w:r>
+        <w:rPr>
+          <w:rtl w:val="0"/>
+        </w:rPr>
       </w:r>
     </w:p>
     <w:p>
